--- a/docs/assets/downloads/templates/interior-design-client-questionnaire-blank.docx
+++ b/docs/assets/downloads/templates/interior-design-client-questionnaire-blank.docx
@@ -25,7 +25,7 @@
         <w:spacing w:after="140"/>
       </w:pPr>
       <w:r>
-        <w:t xml:space="preserve">OpenLintel • Educational planning resource • September 14, 2026</w:t>
+        <w:t xml:space="preserve">OpenLintel • Educational planning resource • September 15, 2026</w:t>
       </w:r>
     </w:p>
     <w:p>
@@ -51,7 +51,7 @@
         <w:spacing w:after="140"/>
       </w:pPr>
       <w:r>
-        <w:t xml:space="preserve">Send the blank questionnaire before discovery, then review it together. Invite short answers and allow “not sure yet”; a missing answer is a follow-up task, not permission to assume. Store completed forms in your own secure project system, not on this website.</w:t>
+        <w:t xml:space="preserve">Send the blank questionnaire before discovery, then review it together. Invite short answers and allow “not sure yet”; a missing answer is a follow-up task, not permission to assume. Store completed forms in your own secure project system, not on this website. Keep original answers and the agreed interpretation distinguishable; confirm who consolidates feedback.</w:t>
       </w:r>
     </w:p>
     <w:p>

--- a/docs/assets/downloads/templates/interior-design-client-questionnaire-blank.docx
+++ b/docs/assets/downloads/templates/interior-design-client-questionnaire-blank.docx
@@ -431,14 +431,6 @@
       </w:pPr>
       <w:r>
         <w:t xml:space="preserve">[Enter your project information here. Leave unknowns explicit.]</w:t>
-      </w:r>
-    </w:p>
-    <w:p>
-      <w:pPr>
-        <w:spacing w:after="140"/>
-      </w:pPr>
-      <w:r>
-        <w:t xml:space="preserve"> </w:t>
       </w:r>
     </w:p>
     <w:sectPr>

--- a/docs/assets/downloads/templates/interior-design-client-questionnaire-blank.docx
+++ b/docs/assets/downloads/templates/interior-design-client-questionnaire-blank.docx
@@ -6,7 +6,7 @@
       <w:pPr>
         <w:pStyle w:val="Title"/>
         <w:keepNext/>
-        <w:spacing w:after="140"/>
+        <w:spacing w:after="100"/>
       </w:pPr>
       <w:r>
         <w:t xml:space="preserve">Interior design client questionnaire</w:t>
@@ -14,7 +14,7 @@
     </w:p>
     <w:p>
       <w:pPr>
-        <w:spacing w:after="140"/>
+        <w:spacing w:after="100"/>
       </w:pPr>
       <w:r>
         <w:t xml:space="preserve">Blank editable template</w:t>
@@ -22,15 +22,15 @@
     </w:p>
     <w:p>
       <w:pPr>
-        <w:spacing w:after="140"/>
-      </w:pPr>
-      <w:r>
-        <w:t xml:space="preserve">OpenLintel • Educational planning resource • September 15, 2026</w:t>
-      </w:r>
-    </w:p>
-    <w:p>
-      <w:pPr>
-        <w:spacing w:after="140"/>
+        <w:spacing w:after="100"/>
+      </w:pPr>
+      <w:r>
+        <w:t xml:space="preserve">OpenLintel • Educational planning resource • September 26, 2026</w:t>
+      </w:r>
+    </w:p>
+    <w:p>
+      <w:pPr>
+        <w:spacing w:after="100"/>
       </w:pPr>
       <w:r>
         <w:t xml:space="preserve">Illustrative teaching extension of The Window Room; not a client record, supplier quote, site survey, or construction-ready document. Pending professional review.</w:t>
@@ -40,7 +40,7 @@
       <w:pPr>
         <w:pStyle w:val="Heading1"/>
         <w:keepNext/>
-        <w:spacing w:after="140"/>
+        <w:spacing w:after="100"/>
       </w:pPr>
       <w:r>
         <w:t xml:space="preserve">How to use</w:t>
@@ -48,7 +48,7 @@
     </w:p>
     <w:p>
       <w:pPr>
-        <w:spacing w:after="140"/>
+        <w:spacing w:after="100"/>
       </w:pPr>
       <w:r>
         <w:t xml:space="preserve">Send the blank questionnaire before discovery, then review it together. Invite short answers and allow “not sure yet”; a missing answer is a follow-up task, not permission to assume. Store completed forms in your own secure project system, not on this website. Keep original answers and the agreed interpretation distinguishable; confirm who consolidates feedback.</w:t>
@@ -61,7 +61,7 @@
           <w:ilvl w:val="0"/>
           <w:numId w:val="1"/>
         </w:numPr>
-        <w:spacing w:after="140"/>
+        <w:spacing w:after="100"/>
       </w:pPr>
       <w:r>
         <w:t xml:space="preserve">Send the questions with a short explanation of how answers will be used.</w:t>
@@ -74,7 +74,7 @@
           <w:ilvl w:val="0"/>
           <w:numId w:val="1"/>
         </w:numPr>
-        <w:spacing w:after="140"/>
+        <w:spacing w:after="100"/>
       </w:pPr>
       <w:r>
         <w:t xml:space="preserve">Discuss conflicting priorities in discovery; record questions rather than resolving them silently.</w:t>
@@ -87,7 +87,7 @@
           <w:ilvl w:val="0"/>
           <w:numId w:val="1"/>
         </w:numPr>
-        <w:spacing w:after="140"/>
+        <w:spacing w:after="100"/>
       </w:pPr>
       <w:r>
         <w:t xml:space="preserve">Transfer agreed needs into the brief and assign follow-up information to an owner.</w:t>
@@ -97,7 +97,7 @@
       <w:pPr>
         <w:pStyle w:val="Heading1"/>
         <w:keepNext/>
-        <w:spacing w:after="140"/>
+        <w:spacing w:after="100"/>
       </w:pPr>
       <w:r>
         <w:t xml:space="preserve">Review before use</w:t>
@@ -110,7 +110,7 @@
           <w:ilvl w:val="0"/>
           <w:numId w:val="1"/>
         </w:numPr>
-        <w:spacing w:after="140"/>
+        <w:spacing w:after="100"/>
       </w:pPr>
       <w:r>
         <w:t xml:space="preserve">Do not treat an inspiration image as a specification.</w:t>
@@ -123,7 +123,7 @@
           <w:ilvl w:val="0"/>
           <w:numId w:val="1"/>
         </w:numPr>
-        <w:spacing w:after="140"/>
+        <w:spacing w:after="100"/>
       </w:pPr>
       <w:r>
         <w:t xml:space="preserve">Do not convert an aspirational budget or date into a commitment.</w:t>
@@ -136,7 +136,7 @@
           <w:ilvl w:val="0"/>
           <w:numId w:val="1"/>
         </w:numPr>
-        <w:spacing w:after="140"/>
+        <w:spacing w:after="100"/>
       </w:pPr>
       <w:r>
         <w:t xml:space="preserve">Do not collect unnecessary sensitive household information.</w:t>
@@ -144,7 +144,7 @@
     </w:p>
     <w:p>
       <w:pPr>
-        <w:spacing w:after="140"/>
+        <w:spacing w:after="100"/>
       </w:pPr>
       <w:r>
         <w:t xml:space="preserve">Replace illustrative information with verified project records. No approval, legal agreement, or construction readiness is represented. Keep completed client documents in your own secure system.</w:t>
@@ -155,7 +155,7 @@
         <w:pStyle w:val="Heading1"/>
         <w:keepNext/>
         <w:pageBreakBefore/>
-        <w:spacing w:after="140"/>
+        <w:spacing w:after="100"/>
       </w:pPr>
       <w:r>
         <w:t xml:space="preserve">Your project</w:t>
@@ -165,7 +165,7 @@
       <w:pPr>
         <w:pStyle w:val="Heading2"/>
         <w:keepNext/>
-        <w:spacing w:after="140"/>
+        <w:spacing w:after="100"/>
       </w:pPr>
       <w:r>
         <w:t xml:space="preserve">Project and contact</w:t>
@@ -174,7 +174,7 @@
     <w:p>
       <w:pPr>
         <w:keepNext/>
-        <w:spacing w:after="140"/>
+        <w:spacing w:after="100"/>
       </w:pPr>
       <w:r>
         <w:t xml:space="preserve">Record the project reference, preferred contact channel, and property location in your private copy. Ask only for contact information you need.</w:t>
@@ -182,7 +182,7 @@
     </w:p>
     <w:p>
       <w:pPr>
-        <w:spacing w:after="140"/>
+        <w:spacing w:after="100"/>
       </w:pPr>
       <w:r>
         <w:t xml:space="preserve">[Enter your project information here. Leave unknowns explicit.]</w:t>
@@ -190,7 +190,7 @@
     </w:p>
     <w:p>
       <w:pPr>
-        <w:spacing w:after="140"/>
+        <w:spacing w:after="100"/>
       </w:pPr>
       <w:r>
         <w:t xml:space="preserve"> </w:t>
@@ -200,7 +200,7 @@
       <w:pPr>
         <w:pStyle w:val="Heading2"/>
         <w:keepNext/>
-        <w:spacing w:after="140"/>
+        <w:spacing w:after="100"/>
       </w:pPr>
       <w:r>
         <w:t xml:space="preserve">Who uses the room?</w:t>
@@ -209,7 +209,7 @@
     <w:p>
       <w:pPr>
         <w:keepNext/>
-        <w:spacing w:after="140"/>
+        <w:spacing w:after="100"/>
       </w:pPr>
       <w:r>
         <w:t xml:space="preserve">Ask about routines, visitors, pets, changing household needs, and any access requirements the client wants to share.</w:t>
@@ -217,7 +217,7 @@
     </w:p>
     <w:p>
       <w:pPr>
-        <w:spacing w:after="140"/>
+        <w:spacing w:after="100"/>
       </w:pPr>
       <w:r>
         <w:t xml:space="preserve">[Enter your project information here. Leave unknowns explicit.]</w:t>
@@ -225,7 +225,7 @@
     </w:p>
     <w:p>
       <w:pPr>
-        <w:spacing w:after="140"/>
+        <w:spacing w:after="100"/>
       </w:pPr>
       <w:r>
         <w:t xml:space="preserve"> </w:t>
@@ -235,7 +235,7 @@
       <w:pPr>
         <w:pStyle w:val="Heading2"/>
         <w:keepNext/>
-        <w:spacing w:after="140"/>
+        <w:spacing w:after="100"/>
       </w:pPr>
       <w:r>
         <w:t xml:space="preserve">What works today?</w:t>
@@ -244,7 +244,7 @@
     <w:p>
       <w:pPr>
         <w:keepNext/>
-        <w:spacing w:after="140"/>
+        <w:spacing w:after="100"/>
       </w:pPr>
       <w:r>
         <w:t xml:space="preserve">Identify existing qualities worth keeping before discussing replacements.</w:t>
@@ -252,7 +252,7 @@
     </w:p>
     <w:p>
       <w:pPr>
-        <w:spacing w:after="140"/>
+        <w:spacing w:after="100"/>
       </w:pPr>
       <w:r>
         <w:t xml:space="preserve">[Enter your project information here. Leave unknowns explicit.]</w:t>
@@ -260,7 +260,7 @@
     </w:p>
     <w:p>
       <w:pPr>
-        <w:spacing w:after="140"/>
+        <w:spacing w:after="100"/>
       </w:pPr>
       <w:r>
         <w:t xml:space="preserve"> </w:t>
@@ -270,7 +270,7 @@
       <w:pPr>
         <w:pStyle w:val="Heading2"/>
         <w:keepNext/>
-        <w:spacing w:after="140"/>
+        <w:spacing w:after="100"/>
       </w:pPr>
       <w:r>
         <w:t xml:space="preserve">What is difficult today?</w:t>
@@ -279,7 +279,7 @@
     <w:p>
       <w:pPr>
         <w:keepNext/>
-        <w:spacing w:after="140"/>
+        <w:spacing w:after="100"/>
       </w:pPr>
       <w:r>
         <w:t xml:space="preserve">Ask for specific moments: where belongings collect, when light is uncomfortable, or how activities compete.</w:t>
@@ -287,7 +287,7 @@
     </w:p>
     <w:p>
       <w:pPr>
-        <w:spacing w:after="140"/>
+        <w:spacing w:after="100"/>
       </w:pPr>
       <w:r>
         <w:t xml:space="preserve">[Enter your project information here. Leave unknowns explicit.]</w:t>
@@ -295,7 +295,7 @@
     </w:p>
     <w:p>
       <w:pPr>
-        <w:spacing w:after="140"/>
+        <w:spacing w:after="100"/>
       </w:pPr>
       <w:r>
         <w:t xml:space="preserve"> </w:t>
@@ -305,7 +305,7 @@
       <w:pPr>
         <w:pStyle w:val="Heading2"/>
         <w:keepNext/>
-        <w:spacing w:after="140"/>
+        <w:spacing w:after="100"/>
       </w:pPr>
       <w:r>
         <w:t xml:space="preserve">What should it feel like?</w:t>
@@ -314,7 +314,7 @@
     <w:p>
       <w:pPr>
         <w:keepNext/>
-        <w:spacing w:after="140"/>
+        <w:spacing w:after="100"/>
       </w:pPr>
       <w:r>
         <w:t xml:space="preserve">Request a few references and ask what the client likes about each: light, material, layout, or atmosphere. Do not assume they want every object shown.</w:t>
@@ -322,7 +322,7 @@
     </w:p>
     <w:p>
       <w:pPr>
-        <w:spacing w:after="140"/>
+        <w:spacing w:after="100"/>
       </w:pPr>
       <w:r>
         <w:t xml:space="preserve">[Enter your project information here. Leave unknowns explicit.]</w:t>
@@ -330,7 +330,7 @@
     </w:p>
     <w:p>
       <w:pPr>
-        <w:spacing w:after="140"/>
+        <w:spacing w:after="100"/>
       </w:pPr>
       <w:r>
         <w:t xml:space="preserve"> </w:t>
@@ -340,7 +340,7 @@
       <w:pPr>
         <w:pStyle w:val="Heading2"/>
         <w:keepNext/>
-        <w:spacing w:after="140"/>
+        <w:spacing w:after="100"/>
       </w:pPr>
       <w:r>
         <w:t xml:space="preserve">What must stay?</w:t>
@@ -349,7 +349,7 @@
     <w:p>
       <w:pPr>
         <w:keepNext/>
-        <w:spacing w:after="140"/>
+        <w:spacing w:after="100"/>
       </w:pPr>
       <w:r>
         <w:t xml:space="preserve">List retained objects and fixed conditions. Confirm dimensions and condition separately at survey.</w:t>
@@ -357,7 +357,7 @@
     </w:p>
     <w:p>
       <w:pPr>
-        <w:spacing w:after="140"/>
+        <w:spacing w:after="100"/>
       </w:pPr>
       <w:r>
         <w:t xml:space="preserve">[Enter your project information here. Leave unknowns explicit.]</w:t>
@@ -365,7 +365,7 @@
     </w:p>
     <w:p>
       <w:pPr>
-        <w:spacing w:after="140"/>
+        <w:spacing w:after="100"/>
       </w:pPr>
       <w:r>
         <w:t xml:space="preserve"> </w:t>
@@ -375,7 +375,7 @@
       <w:pPr>
         <w:pStyle w:val="Heading2"/>
         <w:keepNext/>
-        <w:spacing w:after="140"/>
+        <w:spacing w:after="100"/>
       </w:pPr>
       <w:r>
         <w:t xml:space="preserve">Budget and timing</w:t>
@@ -384,7 +384,7 @@
     <w:p>
       <w:pPr>
         <w:keepNext/>
-        <w:spacing w:after="140"/>
+        <w:spacing w:after="100"/>
       </w:pPr>
       <w:r>
         <w:t xml:space="preserve">Distinguish an overall allowance from design fees, purchasing, and installation. Record target dates and their reasons without promising feasibility.</w:t>
@@ -392,7 +392,7 @@
     </w:p>
     <w:p>
       <w:pPr>
-        <w:spacing w:after="140"/>
+        <w:spacing w:after="100"/>
       </w:pPr>
       <w:r>
         <w:t xml:space="preserve">[Enter your project information here. Leave unknowns explicit.]</w:t>
@@ -400,7 +400,7 @@
     </w:p>
     <w:p>
       <w:pPr>
-        <w:spacing w:after="140"/>
+        <w:spacing w:after="100"/>
       </w:pPr>
       <w:r>
         <w:t xml:space="preserve"> </w:t>
@@ -410,7 +410,7 @@
       <w:pPr>
         <w:pStyle w:val="Heading2"/>
         <w:keepNext/>
-        <w:spacing w:after="140"/>
+        <w:spacing w:after="100"/>
       </w:pPr>
       <w:r>
         <w:t xml:space="preserve">Who decides, and what happens next?</w:t>
@@ -419,7 +419,7 @@
     <w:p>
       <w:pPr>
         <w:keepNext/>
-        <w:spacing w:after="140"/>
+        <w:spacing w:after="100"/>
       </w:pPr>
       <w:r>
         <w:t xml:space="preserve">Identify who consolidates feedback and how decisions will be recorded. Agree the next meeting and outstanding information.</w:t>
@@ -427,7 +427,7 @@
     </w:p>
     <w:p>
       <w:pPr>
-        <w:spacing w:after="140"/>
+        <w:spacing w:after="100"/>
       </w:pPr>
       <w:r>
         <w:t xml:space="preserve">[Enter your project information here. Leave unknowns explicit.]</w:t>
@@ -435,7 +435,7 @@
     </w:p>
     <w:sectPr>
       <w:footerReference w:type="default" r:id="rId6"/>
-      <w:pgSz w:w="11906" w:h="16838" w:orient="portrait"/>
+      <w:pgSz w:w="12240" w:h="15840" w:orient="portrait"/>
       <w:pgMar w:top="900" w:right="1000" w:bottom="900" w:left="1000" w:header="708" w:footer="708" w:gutter="0"/>
       <w:pgNumType/>
       <w:docGrid w:linePitch="360"/>
@@ -609,7 +609,7 @@
     </w:rPrDefault>
     <w:pPrDefault>
       <w:pPr>
-        <w:spacing w:line="280"/>
+        <w:spacing w:line="260"/>
       </w:pPr>
     </w:pPrDefault>
   </w:docDefaults>
@@ -646,7 +646,7 @@
     <w:qFormat/>
     <w:pPr>
       <w:keepNext/>
-      <w:spacing w:before="180" w:after="120"/>
+      <w:spacing w:before="140" w:after="100"/>
     </w:pPr>
     <w:rPr>
       <w:rFonts w:ascii="Calibri" w:cs="Calibri" w:eastAsia="Calibri" w:hAnsi="Calibri"/>

--- a/docs/assets/downloads/templates/interior-design-client-questionnaire-blank.docx
+++ b/docs/assets/downloads/templates/interior-design-client-questionnaire-blank.docx
@@ -6,7 +6,7 @@
       <w:pPr>
         <w:pStyle w:val="Title"/>
         <w:keepNext/>
-        <w:spacing w:after="100"/>
+        <w:spacing w:after="100" w:line="280" w:lineRule="auto"/>
       </w:pPr>
       <w:r>
         <w:t xml:space="preserve">Interior design client questionnaire</w:t>
@@ -25,7 +25,7 @@
         <w:spacing w:after="100"/>
       </w:pPr>
       <w:r>
-        <w:t xml:space="preserve">OpenLintel • Educational planning resource • September 26, 2026</w:t>
+        <w:t xml:space="preserve">OpenLintel • Educational planning resource • September 27, 2026</w:t>
       </w:r>
     </w:p>
     <w:p>
